--- a/ru/discovery-articles/3.3 Электромагнетизм.docx
+++ b/ru/discovery-articles/3.3 Электромагнетизм.docx
@@ -4,136 +4,103 @@
   <w:body>
     <w:p>
       <w:pPr>
-        <w:spacing w:before="0" w:after="80"/>
+        <w:pStyle w:val="Title"/>
+        <w:widowControl/>
       </w:pPr>
       <w:r>
-        <w:rPr>
-          <w:rFonts w:ascii="Calibri" w:hAnsi="Calibri" w:cs="Calibri"/>
-          <w:b/>
-          <w:color w:val="2E74B5"/>
-          <w:sz w:val="20"/>
-        </w:rPr>
-        <w:t>3. Промышленность, энергетика и транспорт</w:t>
+        <w:t>3.3 Электромагнетизм</w:t>
       </w:r>
     </w:p>
     <w:p>
       <w:pPr>
         <w:keepNext/>
-        <w:spacing w:before="0" w:after="120"/>
+        <w:widowControl/>
       </w:pPr>
       <w:r>
         <w:rPr>
-          <w:rFonts w:ascii="Calibri" w:hAnsi="Calibri" w:cs="Calibri"/>
-          <w:b/>
-          <w:color w:val="0B2545"/>
-          <w:sz w:val="48"/>
+          <w:sz w:val="20"/>
         </w:rPr>
-        <w:t>3.3 Электромагнетизм</w:t>
+        <w:t>3. Промышленность, энергия и транспорт</w:t>
       </w:r>
     </w:p>
     <w:p>
       <w:pPr>
-        <w:spacing w:before="0" w:after="200" w:line="276" w:lineRule="auto"/>
+        <w:keepNext/>
+        <w:widowControl/>
       </w:pPr>
       <w:r>
         <w:rPr>
-          <w:rFonts w:ascii="Calibri" w:hAnsi="Calibri" w:cs="Calibri"/>
-          <w:i/>
-          <w:color w:val="666666"/>
-          <w:sz w:val="21"/>
+          <w:sz w:val="20"/>
         </w:rPr>
-        <w:t>Период: 1820–1865 — Эрстед, Ампер, Фарадей и Максвелл | Ключевые фигуры: Ханс Кристиан Эрстед; Андре-Мари Ампер; Майкл Фарадей; Джеймс Клерк Максвелл</w:t>
+        <w:t>Период: 1820–1865 годы — Эрстед, Ампер, Фарадей, Максвелл | Основные участники: Ханс Кристиан Эрстед, Андре-Мари Ампер, Майкл Фарадей, Джеймс Клерк Максвелл</w:t>
       </w:r>
     </w:p>
     <w:p>
       <w:pPr>
-        <w:spacing w:before="0" w:after="200" w:line="300" w:lineRule="auto"/>
+        <w:widowControl/>
       </w:pPr>
       <w:r>
-        <w:rPr>
-          <w:rFonts w:ascii="Calibri" w:hAnsi="Calibri" w:cs="Calibri"/>
-          <w:color w:val="0B2545"/>
-          <w:sz w:val="23"/>
-        </w:rPr>
-        <w:t>Электромагнетизм объединил электричество и магнетизм как два проявления одной силы и показал, что свет — электромагнитная волна. Эта теория лежит в основе двигателей, радио и значительной части современной физики.</w:t>
+        <w:t>Исследование электромагнетизма показало, что электричество и магнетизм — стороны одного взаимодействия, а свет сам является электромагнитной волной. Эта теория объясняет работу двигателей, радио и многих современных физических технологий.</w:t>
       </w:r>
     </w:p>
     <w:p>
       <w:pPr>
         <w:pStyle w:val="Heading1"/>
+        <w:widowControl/>
       </w:pPr>
       <w:r>
-        <w:t>Ключевые факты</w:t>
+        <w:t>Кратко о главном</w:t>
       </w:r>
     </w:p>
     <w:p>
       <w:pPr>
-        <w:keepLines/>
-        <w:spacing w:after="80" w:line="300" w:lineRule="auto"/>
-        <w:numPr>
-          <w:ilvl w:val="0"/>
-          <w:numId w:val="10"/>
-        </w:numPr>
+        <w:pStyle w:val="ListBullet"/>
+        <w:widowControl/>
       </w:pPr>
       <w:r>
-        <w:t>В 1820 году Ханс Кристиан Эрстед заметил, что электрический ток отклоняет стрелку компаса.</w:t>
+        <w:t>В 1820 году Ханс Кристиан Эрстед заметил, что ток отклоняет стрелку компаса.</w:t>
       </w:r>
     </w:p>
     <w:p>
       <w:pPr>
-        <w:keepLines/>
-        <w:spacing w:after="80" w:line="300" w:lineRule="auto"/>
-        <w:numPr>
-          <w:ilvl w:val="0"/>
-          <w:numId w:val="10"/>
-        </w:numPr>
+        <w:pStyle w:val="ListBullet"/>
+        <w:widowControl/>
       </w:pPr>
       <w:r>
-        <w:t>Фарадей показал, что изменяющееся магнитное поле способно создавать ток.</w:t>
+        <w:t>Фарадей показал, что изменяющееся магнитное поле может создавать ток.</w:t>
       </w:r>
     </w:p>
     <w:p>
       <w:pPr>
-        <w:keepLines/>
-        <w:spacing w:after="80" w:line="300" w:lineRule="auto"/>
-        <w:numPr>
-          <w:ilvl w:val="0"/>
-          <w:numId w:val="10"/>
-        </w:numPr>
+        <w:pStyle w:val="ListBullet"/>
+        <w:widowControl/>
       </w:pPr>
       <w:r>
-        <w:t>В 1860-е годы Джеймс Клерк Максвелл объединил известные законы в единую теорию.</w:t>
+        <w:t>В 1860-х годах Джеймс Клерк Максвелл объединил законы в общую теорию.</w:t>
       </w:r>
     </w:p>
     <w:p>
       <w:pPr>
-        <w:keepLines/>
-        <w:spacing w:after="80" w:line="300" w:lineRule="auto"/>
-        <w:numPr>
-          <w:ilvl w:val="0"/>
-          <w:numId w:val="10"/>
-        </w:numPr>
+        <w:pStyle w:val="ListBullet"/>
+        <w:widowControl/>
       </w:pPr>
       <w:r>
-        <w:t>Из его уравнений следовало, что свет представляет собой электромагнитную волну.</w:t>
+        <w:t>Из его уравнений следовало, что свет — электромагнитная волна.</w:t>
       </w:r>
     </w:p>
     <w:p>
       <w:pPr>
-        <w:keepLines/>
-        <w:spacing w:after="80" w:line="300" w:lineRule="auto"/>
-        <w:numPr>
-          <w:ilvl w:val="0"/>
-          <w:numId w:val="10"/>
-        </w:numPr>
+        <w:pStyle w:val="ListBullet"/>
+        <w:widowControl/>
       </w:pPr>
       <w:r>
-        <w:t>В 1880-е годы Генрих Герц создал и зарегистрировал радиоволны.</w:t>
+        <w:t>В 1880-х годах Генрих Герц получил и обнаружил радиоволны.</w:t>
       </w:r>
     </w:p>
     <w:p>
       <w:pPr>
         <w:pStyle w:val="Heading1"/>
+        <w:widowControl/>
       </w:pPr>
       <w:r>
         <w:t>Что это такое</w:t>
@@ -141,143 +108,101 @@
     </w:p>
     <w:p>
       <w:pPr>
-        <w:keepLines w:val="0"/>
+        <w:widowControl/>
       </w:pPr>
       <w:r>
-        <w:t>Электромагнетизм — наука об электрических зарядах, магнитах и создаваемых ими полях. Поле здесь означает особое состояние пространства, которое способно воздействовать на заряд или стрелку компаса без видимого прикосновения — словно невидимый ветер, ощущаемый только определёнными объектами.</w:t>
-      </w:r>
-    </w:p>
-    <w:p>
-      <w:pPr>
-        <w:keepLines w:val="0"/>
-      </w:pPr>
-      <w:r>
-        <w:t>Главным открытием XIX века стало понимание, что электричество, магнетизм и свет — не три независимые загадки, а части одной связной картины.</w:t>
+        <w:t>Электромагнетизм изучает электрические заряды, магниты и создаваемые ими поля. Поле здесь означает состояние пространства, способное действовать на заряд или стрелку компаса без видимого прикосновения. Его можно сравнить с невидимым ветром, который ощущают только определённые объекты. Большой неожиданностью XIX века стало то, что электричество, магнетизм и свет — не три отдельные загадки, а взаимосвязанные явления.</w:t>
       </w:r>
     </w:p>
     <w:p>
       <w:pPr>
         <w:pStyle w:val="Heading1"/>
+        <w:widowControl/>
       </w:pPr>
       <w:r>
-        <w:t>Кто это открыл или изобрёл</w:t>
+        <w:t>Кто открыл или изобрёл</w:t>
       </w:r>
     </w:p>
     <w:p>
       <w:pPr>
-        <w:keepLines w:val="0"/>
+        <w:widowControl/>
       </w:pPr>
       <w:r>
-        <w:t>В 1820 году Ханс Кристиан Эрстед заметил, что провод с током поворачивает расположенную рядом стрелку компаса. Затем Майкл Фарадей показал обратную связь: изменяющееся магнитное поле вызывает ток, а проводник с током испытывает действие силы.</w:t>
-      </w:r>
-    </w:p>
-    <w:p>
-      <w:pPr>
-        <w:keepLines w:val="0"/>
-      </w:pPr>
-      <w:r>
-        <w:t>В 1860-е годы Джеймс Клерк Максвелл записал уравнения, связавшие эти явления, и предсказал волны, распространяющиеся со скоростью света. Позднее Генрих Герц получил такие волны в лаборатории.</w:t>
+        <w:t>В 1820 году Ханс Кристиан Эрстед обнаружил, что провод с током поворачивает находящийся рядом компас. Майкл Фарадей показал обратную связь: изменение магнитного воздействия может вызвать ток, а на провод с током действует сила. В 1860-х годах Джеймс Клерк Максвелл записал уравнения, объединившие эти факты и предсказавшие волны со скоростью света. Позднее Генрих Герц создал такие волны в лаборатории.</w:t>
       </w:r>
     </w:p>
     <w:p>
       <w:pPr>
         <w:pStyle w:val="Heading1"/>
+        <w:widowControl/>
       </w:pPr>
       <w:r>
-        <w:t>Когда и как это появилось</w:t>
+        <w:t>Когда и как появилось</w:t>
       </w:r>
     </w:p>
     <w:p>
       <w:pPr>
-        <w:keepLines w:val="0"/>
+        <w:widowControl/>
       </w:pPr>
       <w:r>
-        <w:t>Исследования шли в университетских комнатах и скромных мастерских разных стран Европы. Они начинались не как план изобрести радио, а как тщательные опыты с батареями, катушками и магнитными стрелками.</w:t>
-      </w:r>
-    </w:p>
-    <w:p>
-      <w:pPr>
-        <w:keepLines w:val="0"/>
-      </w:pPr>
-      <w:r>
-        <w:t>Обобщение Максвелла было математическим, но опиралось на наглядное представление Фарадея о силовых линиях. На протяжении середины XIX века теория и эксперимент постоянно исправляли друг друга.</w:t>
+        <w:t>Исследования шли в университетских комнатах и скромных мастерских Европы. Они начинались не с плана изобрести радио, а с аккуратных опытов с батареями, катушками и стрелками. Обобщение Максвелла было математическим, но опиралось на физические представления Фарадея о силовых линиях. В середине XIX века теория и эксперимент постоянно уточняли друг друга.</w:t>
       </w:r>
     </w:p>
     <w:p>
       <w:pPr>
         <w:pStyle w:val="Heading1"/>
+        <w:widowControl/>
       </w:pPr>
       <w:r>
-        <w:t>Научное значение</w:t>
+        <w:t>Значение для науки</w:t>
       </w:r>
     </w:p>
     <w:p>
       <w:pPr>
-        <w:keepLines w:val="0"/>
+        <w:widowControl/>
       </w:pPr>
       <w:r>
-        <w:t>Теория Максвелла стала научным объектом нового типа — теорией поля, предсказавшей ещё не наблюдавшиеся волны. Она объяснила свет как колебания электрического и магнитного полей. Это понимание позднее направило Эйнштейна и значительную часть физики XX века.</w:t>
-      </w:r>
-    </w:p>
-    <w:p>
-      <w:pPr>
-        <w:keepLines w:val="0"/>
-      </w:pPr>
-      <w:r>
-        <w:t>Для практиков теория показала, что двигатели, генераторы и беспроводные сигналы — не набор удачных трюков, а применения единого закона.</w:t>
+        <w:t>Теория Максвелла представляла новый тип научного объяснения — теорию поля, предсказывавшую невидимые волны. Свет оказался колебаниями электрического и магнитного полей. Эта идея позднее направляла Эйнштейна и значительную часть физики XX века. Для практики она означала, что двигатели, генераторы и беспроводные сигналы — не случайные удачные находки, а применения общей закономерности.</w:t>
       </w:r>
     </w:p>
     <w:p>
       <w:pPr>
         <w:pStyle w:val="Heading1"/>
+        <w:widowControl/>
       </w:pPr>
       <w:r>
-        <w:t>Влияние на последующее развитие</w:t>
+        <w:t>Влияние на дальнейшее развитие</w:t>
       </w:r>
     </w:p>
     <w:p>
       <w:pPr>
-        <w:keepLines w:val="0"/>
+        <w:widowControl/>
       </w:pPr>
       <w:r>
-        <w:t>Каждый электродвигатель, трансформатор, микрофон, магнитно-резонансный томограф и радиоантенна воплощают электромагнетизм. За опытами Герца последовали беспроводной телеграф, радар и микроволновые печи.</w:t>
-      </w:r>
-    </w:p>
-    <w:p>
-      <w:pPr>
-        <w:keepLines w:val="0"/>
-      </w:pPr>
-      <w:r>
-        <w:t>Электроника управляет электромагнитными эффектами в малых устройствах. Без объединяющей теории электрическая эпоха могла бы остаться набором не связанных между собой приспособлений.</w:t>
+        <w:t>Электродвигатель, трансформатор, микрофон, магнитно-резонансный томограф, МРТ, и радиоантенна используют электромагнетизм. После Герца появились беспроводной телеграф, радар и микроволновая печь. Электроника управляет электромагнитными явлениями в небольших устройствах. Без объединяющей теории электрическая эпоха осталась бы набором разрозненных приборов.</w:t>
       </w:r>
     </w:p>
     <w:p>
       <w:pPr>
         <w:pStyle w:val="Heading1"/>
+        <w:widowControl/>
       </w:pPr>
       <w:r>
-        <w:t>Как это изменило жизнь людей</w:t>
+        <w:t>Как изменило жизнь людей</w:t>
       </w:r>
     </w:p>
     <w:p>
       <w:pPr>
-        <w:keepLines w:val="0"/>
+        <w:widowControl/>
       </w:pPr>
       <w:r>
-        <w:t>Общество получило мгновенную связь на больших расстояниях и новое представление о пустом пространстве, наполненном невидимой структурой. Медицина обрела методы визуализации, промышленность — эффективные машины.</w:t>
-      </w:r>
-    </w:p>
-    <w:p>
-      <w:pPr>
-        <w:keepLines w:val="0"/>
-      </w:pPr>
-      <w:r>
-        <w:t>Одновременно появились помехи, правила использования спектра и необходимость делить эфир. Тихие уравнения на страницах Максвелла по-прежнему управляют шумным современным миром.</w:t>
+        <w:t>Общество получило почти мгновенную дальнюю связь и новое представление о том, что кажущееся пустым пространство имеет невидимую структуру. Медицина получила средства визуализации, промышленность — эффективные машины. Появились также помехи, правила распределения частот и необходимость совместно использовать радиоэфир. Спокойные строки уравнений Максвелла до сих пор описывают работу шумного современного мира.</w:t>
       </w:r>
     </w:p>
     <w:p>
       <w:pPr>
         <w:pStyle w:val="Heading1"/>
+        <w:widowControl/>
       </w:pPr>
       <w:r>
         <w:t>Источники и литература</w:t>
@@ -286,153 +211,162 @@
     <w:p>
       <w:pPr>
         <w:pStyle w:val="Heading2"/>
+        <w:widowControl/>
       </w:pPr>
       <w:r>
-        <w:t>A. Книги и основные научные труды</w:t>
+        <w:rPr>
+          <w:sz w:val="20"/>
+        </w:rPr>
+        <w:t>Книги и основные научные труды</w:t>
       </w:r>
     </w:p>
     <w:p>
       <w:pPr>
-        <w:keepLines/>
-        <w:spacing w:after="80" w:line="300" w:lineRule="auto"/>
-        <w:numPr>
-          <w:ilvl w:val="0"/>
-          <w:numId w:val="11"/>
-        </w:numPr>
+        <w:widowControl/>
       </w:pPr>
       <w:r>
-        <w:t>McClellan, James E., and Harold Dorn. Science and Technology in World History. 3rd ed. Baltimore: Johns Hopkins University Press, 2015.</w:t>
+        <w:rPr>
+          <w:sz w:val="20"/>
+        </w:rPr>
+        <w:t>1. McClellan, James E., and Harold Dorn. Science and Technology in World History. 3rd ed. Baltimore: Johns Hopkins University Press, 2015.</w:t>
       </w:r>
     </w:p>
     <w:p>
       <w:pPr>
         <w:pStyle w:val="Heading2"/>
+        <w:widowControl/>
       </w:pPr>
       <w:r>
-        <w:t>C. Материалы научных учреждений и энциклопедий</w:t>
+        <w:rPr>
+          <w:sz w:val="20"/>
+        </w:rPr>
+        <w:t>Материалы организаций и энциклопедии</w:t>
       </w:r>
     </w:p>
     <w:p>
       <w:pPr>
-        <w:keepLines/>
-        <w:spacing w:after="80" w:line="300" w:lineRule="auto"/>
-        <w:numPr>
-          <w:ilvl w:val="0"/>
-          <w:numId w:val="12"/>
-        </w:numPr>
+        <w:widowControl/>
       </w:pPr>
       <w:r>
-        <w:t>Encyclopaedia Britannica. «Electromagnetism».</w:t>
+        <w:rPr>
+          <w:sz w:val="20"/>
+        </w:rPr>
+        <w:t xml:space="preserve">1. Encyclopaedia Britannica. 'Electromagnetism.' </w:t>
       </w:r>
+      <w:hyperlink r:id="rId9">
+        <w:r>
+          <w:rPr>
+            <w:sz w:val="20"/>
+          </w:rPr>
+          <w:t>https://www.britannica.com/science/electromagnetism</w:t>
+        </w:r>
+      </w:hyperlink>
       <w:r>
-        <w:t xml:space="preserve"> </w:t>
+        <w:rPr>
+          <w:sz w:val="20"/>
+        </w:rPr>
+      </w:r>
+    </w:p>
+    <w:p>
+      <w:pPr>
+        <w:widowControl/>
+      </w:pPr>
+      <w:r>
+        <w:rPr>
+          <w:sz w:val="20"/>
+        </w:rPr>
+        <w:t xml:space="preserve">2. Stanford Encyclopedia of Philosophy. 'James Clerk Maxwell.' </w:t>
+      </w:r>
+      <w:hyperlink r:id="rId10">
+        <w:r>
+          <w:rPr>
+            <w:sz w:val="20"/>
+          </w:rPr>
+          <w:t>https://plato.stanford.edu/entries/maxwell/</w:t>
+        </w:r>
+      </w:hyperlink>
+      <w:r>
+        <w:rPr>
+          <w:sz w:val="20"/>
+        </w:rPr>
+      </w:r>
+    </w:p>
+    <w:p>
+      <w:pPr>
+        <w:pStyle w:val="Heading2"/>
+        <w:widowControl/>
+      </w:pPr>
+      <w:r>
+        <w:rPr>
+          <w:sz w:val="20"/>
+        </w:rPr>
+        <w:t>Материалы музеев, архивов и библиотек</w:t>
+      </w:r>
+    </w:p>
+    <w:p>
+      <w:pPr>
+        <w:widowControl/>
+      </w:pPr>
+      <w:r>
+        <w:rPr>
+          <w:sz w:val="20"/>
+        </w:rPr>
+        <w:t xml:space="preserve">1. Royal Institution. Faraday and the history of electromagnetism. </w:t>
       </w:r>
       <w:hyperlink r:id="rId11">
         <w:r>
           <w:rPr>
-            <w:color w:val="0563C1"/>
-            <w:u w:val="single"/>
+            <w:sz w:val="20"/>
           </w:rPr>
-          <w:t>https://www.britannica.com/science/electromagnetism</w:t>
+          <w:t>https://www.rigb.org/our-history</w:t>
         </w:r>
       </w:hyperlink>
+      <w:r>
+        <w:rPr>
+          <w:sz w:val="20"/>
+        </w:rPr>
+      </w:r>
     </w:p>
     <w:p>
       <w:pPr>
-        <w:keepLines/>
-        <w:spacing w:after="80" w:line="300" w:lineRule="auto"/>
-        <w:numPr>
-          <w:ilvl w:val="0"/>
-          <w:numId w:val="12"/>
-        </w:numPr>
+        <w:pStyle w:val="Heading2"/>
+        <w:widowControl/>
       </w:pPr>
       <w:r>
-        <w:t>Stanford Encyclopedia of Philosophy. «James Clerk Maxwell».</w:t>
+        <w:rPr>
+          <w:sz w:val="20"/>
+        </w:rPr>
+        <w:t>Космические агентства, лаборатории и научные организации</w:t>
       </w:r>
+    </w:p>
+    <w:p>
+      <w:pPr>
+        <w:widowControl/>
+      </w:pPr>
       <w:r>
-        <w:t xml:space="preserve"> </w:t>
+        <w:rPr>
+          <w:sz w:val="20"/>
+        </w:rPr>
+        <w:t xml:space="preserve">1. American Physical Society. Physics history resources. </w:t>
       </w:r>
       <w:hyperlink r:id="rId12">
         <w:r>
           <w:rPr>
-            <w:color w:val="0563C1"/>
-            <w:u w:val="single"/>
-          </w:rPr>
-          <w:t>https://plato.stanford.edu/entries/maxwell/</w:t>
-        </w:r>
-      </w:hyperlink>
-    </w:p>
-    <w:p>
-      <w:pPr>
-        <w:pStyle w:val="Heading2"/>
-      </w:pPr>
-      <w:r>
-        <w:t>D. Материалы музеев, архивов и библиотек</w:t>
-      </w:r>
-    </w:p>
-    <w:p>
-      <w:pPr>
-        <w:keepLines/>
-        <w:spacing w:after="80" w:line="300" w:lineRule="auto"/>
-        <w:numPr>
-          <w:ilvl w:val="0"/>
-          <w:numId w:val="13"/>
-        </w:numPr>
-      </w:pPr>
-      <w:r>
-        <w:t>Royal Institution. Фарадей и история электромагнетизма.</w:t>
-      </w:r>
-      <w:r>
-        <w:t xml:space="preserve"> </w:t>
-      </w:r>
-      <w:hyperlink r:id="rId13">
-        <w:r>
-          <w:rPr>
-            <w:color w:val="0563C1"/>
-            <w:u w:val="single"/>
-          </w:rPr>
-          <w:t>https://www.rigb.org/our-history</w:t>
-        </w:r>
-      </w:hyperlink>
-    </w:p>
-    <w:p>
-      <w:pPr>
-        <w:pStyle w:val="Heading2"/>
-      </w:pPr>
-      <w:r>
-        <w:t>G. Космические агентства, лаборатории и научные организации</w:t>
-      </w:r>
-    </w:p>
-    <w:p>
-      <w:pPr>
-        <w:keepLines/>
-        <w:spacing w:after="80" w:line="300" w:lineRule="auto"/>
-        <w:numPr>
-          <w:ilvl w:val="0"/>
-          <w:numId w:val="14"/>
-        </w:numPr>
-      </w:pPr>
-      <w:r>
-        <w:t>American Physical Society. Материалы по истории физики.</w:t>
-      </w:r>
-      <w:r>
-        <w:t xml:space="preserve"> </w:t>
-      </w:r>
-      <w:hyperlink r:id="rId14">
-        <w:r>
-          <w:rPr>
-            <w:color w:val="0563C1"/>
-            <w:u w:val="single"/>
+            <w:sz w:val="20"/>
           </w:rPr>
           <w:t>https://www.aps.org/</w:t>
         </w:r>
       </w:hyperlink>
+      <w:r>
+        <w:rPr>
+          <w:sz w:val="20"/>
+        </w:rPr>
+      </w:r>
     </w:p>
     <w:sectPr>
-      <w:headerReference w:type="default" r:id="rId9"/>
-      <w:footerReference w:type="default" r:id="rId10"/>
-      <w:pgSz w:w="12240" w:h="15840"/>
-      <w:pgMar w:top="1440" w:right="1440" w:bottom="1440" w:left="1440" w:header="708" w:footer="708" w:gutter="0"/>
+      <w:footerReference w:type="default" r:id="rId13"/>
+      <w:pgSz w:w="11906" w:h="16838"/>
+      <w:pgMar w:top="1020" w:right="1134" w:bottom="1020" w:left="1134" w:header="720" w:footer="720" w:gutter="0"/>
       <w:cols w:space="720"/>
       <w:docGrid w:linePitch="360"/>
     </w:sectPr>
@@ -445,60 +379,11 @@
   <w:p>
     <w:pPr>
       <w:pStyle w:val="Footer"/>
-      <w:spacing w:before="0" w:after="0"/>
       <w:jc w:val="right"/>
     </w:pPr>
-    <w:r>
-      <w:rPr>
-        <w:rFonts w:ascii="Calibri" w:hAnsi="Calibri" w:cs="Calibri"/>
-        <w:color w:val="666666"/>
-        <w:sz w:val="18"/>
-      </w:rPr>
-      <w:t xml:space="preserve">Страница </w:t>
-    </w:r>
-    <w:r>
-      <w:rPr>
-        <w:rFonts w:ascii="Calibri" w:hAnsi="Calibri" w:cs="Calibri"/>
-        <w:color w:val="666666"/>
-        <w:sz w:val="18"/>
-      </w:rPr>
-      <w:fldChar w:fldCharType="begin"/>
-      <w:instrText xml:space="preserve"> PAGE </w:instrText>
-      <w:fldChar w:fldCharType="separate"/>
-      <w:t>1</w:t>
-      <w:fldChar w:fldCharType="end"/>
-    </w:r>
+    <w:fldSimple w:instr="PAGE"/>
   </w:p>
 </w:ftr>
-</file>
-
-<file path=word/header1.xml><?xml version="1.0" encoding="utf-8"?>
-<w:hdr xmlns:m="http://schemas.openxmlformats.org/officeDocument/2006/math" xmlns:mc="http://schemas.openxmlformats.org/markup-compatibility/2006" xmlns:mo="http://schemas.microsoft.com/office/mac/office/2008/main" xmlns:mv="urn:schemas-microsoft-com:mac:vml" xmlns:o="urn:schemas-microsoft-com:office:office" xmlns:r="http://schemas.openxmlformats.org/officeDocument/2006/relationships" xmlns:v="urn:schemas-microsoft-com:vml" xmlns:w10="urn:schemas-microsoft-com:office:word" xmlns:w14="http://schemas.microsoft.com/office/word/2010/wordml" xmlns:w="http://schemas.openxmlformats.org/wordprocessingml/2006/main" xmlns:wne="http://schemas.microsoft.com/office/word/2006/wordml" xmlns:wp14="http://schemas.microsoft.com/office/word/2010/wordprocessingDrawing" xmlns:wp="http://schemas.openxmlformats.org/drawingml/2006/wordprocessingDrawing" xmlns:wpc="http://schemas.microsoft.com/office/word/2010/wordprocessingCanvas" xmlns:wpg="http://schemas.microsoft.com/office/word/2010/wordprocessingGroup" xmlns:wpi="http://schemas.microsoft.com/office/word/2010/wordprocessingInk" xmlns:wps="http://schemas.microsoft.com/office/word/2010/wordprocessingShape" mc:Ignorable="w14 wp14">
-  <w:p>
-    <w:pPr>
-      <w:pStyle w:val="Header"/>
-      <w:spacing w:after="0"/>
-      <w:jc w:val="left"/>
-    </w:pPr>
-    <w:r>
-      <w:rPr>
-        <w:rFonts w:ascii="Calibri" w:hAnsi="Calibri" w:cs="Calibri"/>
-        <w:b/>
-        <w:color w:val="666666"/>
-        <w:sz w:val="18"/>
-      </w:rPr>
-      <w:t>Открытия и изобретения</w:t>
-    </w:r>
-    <w:r>
-      <w:rPr>
-        <w:rFonts w:ascii="Calibri" w:hAnsi="Calibri" w:cs="Calibri"/>
-        <w:color w:val="666666"/>
-        <w:sz w:val="18"/>
-      </w:rPr>
-      <w:t xml:space="preserve">    |    3. Промышленность, энергетика и транспорт</w:t>
-    </w:r>
-  </w:p>
-</w:hdr>
 </file>
 
 <file path=word/numbering.xml><?xml version="1.0" encoding="utf-8"?>
@@ -701,96 +586,6 @@
   <w:num w:numId="9">
     <w:abstractNumId w:val="0"/>
   </w:num>
-  <w:abstractNum w:abstractNumId="9">
-    <w:multiLevelType w:val="singleLevel"/>
-    <w:lvl w:ilvl="0">
-      <w:start w:val="1"/>
-      <w:numFmt w:val="bullet"/>
-      <w:lvlText w:val="•"/>
-      <w:lvlJc w:val="left"/>
-      <w:pPr>
-        <w:tabs>
-          <w:tab w:val="num" w:pos="540"/>
-        </w:tabs>
-        <w:ind w:left="540" w:hanging="270"/>
-      </w:pPr>
-    </w:lvl>
-  </w:abstractNum>
-  <w:num w:numId="10">
-    <w:abstractNumId w:val="9"/>
-  </w:num>
-  <w:abstractNum w:abstractNumId="10">
-    <w:multiLevelType w:val="singleLevel"/>
-    <w:lvl w:ilvl="0">
-      <w:start w:val="1"/>
-      <w:numFmt w:val="decimal"/>
-      <w:lvlText w:val="%1."/>
-      <w:lvlJc w:val="left"/>
-      <w:pPr>
-        <w:tabs>
-          <w:tab w:val="num" w:pos="540"/>
-        </w:tabs>
-        <w:ind w:left="540" w:hanging="270"/>
-      </w:pPr>
-    </w:lvl>
-  </w:abstractNum>
-  <w:num w:numId="11">
-    <w:abstractNumId w:val="10"/>
-  </w:num>
-  <w:abstractNum w:abstractNumId="11">
-    <w:multiLevelType w:val="singleLevel"/>
-    <w:lvl w:ilvl="0">
-      <w:start w:val="1"/>
-      <w:numFmt w:val="decimal"/>
-      <w:lvlText w:val="%1."/>
-      <w:lvlJc w:val="left"/>
-      <w:pPr>
-        <w:tabs>
-          <w:tab w:val="num" w:pos="540"/>
-        </w:tabs>
-        <w:ind w:left="540" w:hanging="270"/>
-      </w:pPr>
-    </w:lvl>
-  </w:abstractNum>
-  <w:num w:numId="12">
-    <w:abstractNumId w:val="11"/>
-  </w:num>
-  <w:abstractNum w:abstractNumId="12">
-    <w:multiLevelType w:val="singleLevel"/>
-    <w:lvl w:ilvl="0">
-      <w:start w:val="1"/>
-      <w:numFmt w:val="decimal"/>
-      <w:lvlText w:val="%1."/>
-      <w:lvlJc w:val="left"/>
-      <w:pPr>
-        <w:tabs>
-          <w:tab w:val="num" w:pos="540"/>
-        </w:tabs>
-        <w:ind w:left="540" w:hanging="270"/>
-      </w:pPr>
-    </w:lvl>
-  </w:abstractNum>
-  <w:num w:numId="13">
-    <w:abstractNumId w:val="12"/>
-  </w:num>
-  <w:abstractNum w:abstractNumId="13">
-    <w:multiLevelType w:val="singleLevel"/>
-    <w:lvl w:ilvl="0">
-      <w:start w:val="1"/>
-      <w:numFmt w:val="decimal"/>
-      <w:lvlText w:val="%1."/>
-      <w:lvlJc w:val="left"/>
-      <w:pPr>
-        <w:tabs>
-          <w:tab w:val="num" w:pos="540"/>
-        </w:tabs>
-        <w:ind w:left="540" w:hanging="270"/>
-      </w:pPr>
-    </w:lvl>
-  </w:abstractNum>
-  <w:num w:numId="14">
-    <w:abstractNumId w:val="13"/>
-  </w:num>
 </w:numbering>
 </file>
 
@@ -799,7 +594,7 @@
   <w:docDefaults>
     <w:rPrDefault>
       <w:rPr>
-        <w:rFonts w:asciiTheme="minorHAnsi" w:eastAsiaTheme="minorEastAsia" w:hAnsiTheme="minorHAnsi" w:cstheme="minorBidi"/>
+        <w:rFonts/>
         <w:sz w:val="22"/>
         <w:szCs w:val="22"/>
         <w:lang w:val="en-US" w:eastAsia="en-US" w:bidi="ar-SA"/>
@@ -955,12 +750,13 @@
     <w:qFormat/>
     <w:rsid w:val="00FC693F"/>
     <w:pPr>
-      <w:widowControl/>
-      <w:spacing w:before="0" w:after="120" w:line="300" w:lineRule="auto"/>
+      <w:spacing w:after="120" w:line="259" w:lineRule="auto"/>
     </w:pPr>
     <w:rPr>
-      <w:rFonts w:ascii="Calibri" w:hAnsi="Calibri" w:cs="Calibri"/>
-      <w:sz w:val="22"/>
+      <w:rFonts w:ascii="Times New Roman" w:hAnsi="Times New Roman"/>
+      <w:color w:val="000000"/>
+      <w:sz w:val="24"/>
+      <w:lang w:val="ru-RU"/>
     </w:rPr>
   </w:style>
   <w:style w:type="paragraph" w:styleId="Header">
@@ -1018,16 +814,17 @@
     <w:pPr>
       <w:keepNext/>
       <w:keepLines/>
-      <w:spacing w:before="360" w:after="200"/>
+      <w:spacing w:before="480" w:after="120" w:line="259" w:lineRule="auto"/>
       <w:outlineLvl w:val="0"/>
     </w:pPr>
     <w:rPr>
-      <w:rFonts w:asciiTheme="majorHAnsi" w:eastAsiaTheme="majorEastAsia" w:hAnsiTheme="majorHAnsi" w:cstheme="majorBidi" w:ascii="Calibri" w:hAnsi="Calibri" w:cs="Calibri"/>
+      <w:rFonts w:ascii="Times New Roman" w:hAnsi="Times New Roman"/>
       <w:b/>
       <w:bCs/>
-      <w:color w:val="2E74B5"/>
-      <w:sz w:val="32"/>
+      <w:color w:val="000000"/>
+      <w:sz w:val="26"/>
       <w:szCs w:val="28"/>
+      <w:lang w:val="ru-RU"/>
     </w:rPr>
   </w:style>
   <w:style w:type="paragraph" w:styleId="Heading2">
@@ -1042,16 +839,17 @@
     <w:pPr>
       <w:keepNext/>
       <w:keepLines/>
-      <w:spacing w:before="280" w:after="140"/>
+      <w:spacing w:before="200" w:after="120" w:line="259" w:lineRule="auto"/>
       <w:outlineLvl w:val="1"/>
     </w:pPr>
     <w:rPr>
-      <w:rFonts w:asciiTheme="majorHAnsi" w:eastAsiaTheme="majorEastAsia" w:hAnsiTheme="majorHAnsi" w:cstheme="majorBidi" w:ascii="Calibri" w:hAnsi="Calibri" w:cs="Calibri"/>
+      <w:rFonts w:ascii="Times New Roman" w:hAnsi="Times New Roman"/>
       <w:b/>
       <w:bCs/>
-      <w:color w:val="2E74B5"/>
+      <w:color w:val="000000"/>
       <w:sz w:val="26"/>
       <w:szCs w:val="26"/>
+      <w:lang w:val="ru-RU"/>
     </w:rPr>
   </w:style>
   <w:style w:type="paragraph" w:styleId="Heading3">
@@ -1066,15 +864,14 @@
     <w:pPr>
       <w:keepNext/>
       <w:keepLines/>
-      <w:spacing w:before="200" w:after="100"/>
+      <w:spacing w:before="200" w:after="0"/>
       <w:outlineLvl w:val="2"/>
     </w:pPr>
     <w:rPr>
-      <w:rFonts w:asciiTheme="majorHAnsi" w:eastAsiaTheme="majorEastAsia" w:hAnsiTheme="majorHAnsi" w:cstheme="majorBidi" w:ascii="Calibri" w:hAnsi="Calibri" w:cs="Calibri"/>
+      <w:rFonts/>
       <w:b/>
       <w:bCs/>
-      <w:color w:val="1F4D78"/>
-      <w:sz w:val="24"/>
+      <w:color w:val="4F81BD" w:themeColor="accent1"/>
     </w:rPr>
   </w:style>
   <w:style w:type="paragraph" w:styleId="Heading4">
@@ -1094,7 +891,7 @@
       <w:outlineLvl w:val="3"/>
     </w:pPr>
     <w:rPr>
-      <w:rFonts w:asciiTheme="majorHAnsi" w:eastAsiaTheme="majorEastAsia" w:hAnsiTheme="majorHAnsi" w:cstheme="majorBidi"/>
+      <w:rFonts/>
       <w:b/>
       <w:bCs/>
       <w:i/>
@@ -1119,7 +916,7 @@
       <w:outlineLvl w:val="4"/>
     </w:pPr>
     <w:rPr>
-      <w:rFonts w:asciiTheme="majorHAnsi" w:eastAsiaTheme="majorEastAsia" w:hAnsiTheme="majorHAnsi" w:cstheme="majorBidi"/>
+      <w:rFonts/>
       <w:color w:val="243F60" w:themeColor="accent1" w:themeShade="7F"/>
     </w:rPr>
   </w:style>
@@ -1140,7 +937,7 @@
       <w:outlineLvl w:val="5"/>
     </w:pPr>
     <w:rPr>
-      <w:rFonts w:asciiTheme="majorHAnsi" w:eastAsiaTheme="majorEastAsia" w:hAnsiTheme="majorHAnsi" w:cstheme="majorBidi"/>
+      <w:rFonts/>
       <w:i/>
       <w:iCs/>
       <w:color w:val="243F60" w:themeColor="accent1" w:themeShade="7F"/>
@@ -1163,7 +960,7 @@
       <w:outlineLvl w:val="6"/>
     </w:pPr>
     <w:rPr>
-      <w:rFonts w:asciiTheme="majorHAnsi" w:eastAsiaTheme="majorEastAsia" w:hAnsiTheme="majorHAnsi" w:cstheme="majorBidi"/>
+      <w:rFonts/>
       <w:i/>
       <w:iCs/>
       <w:color w:val="404040" w:themeColor="text1" w:themeTint="BF"/>
@@ -1186,7 +983,7 @@
       <w:outlineLvl w:val="7"/>
     </w:pPr>
     <w:rPr>
-      <w:rFonts w:asciiTheme="majorHAnsi" w:eastAsiaTheme="majorEastAsia" w:hAnsiTheme="majorHAnsi" w:cstheme="majorBidi"/>
+      <w:rFonts/>
       <w:color w:val="4F81BD" w:themeColor="accent1"/>
       <w:sz w:val="20"/>
       <w:szCs w:val="20"/>
@@ -1209,7 +1006,7 @@
       <w:outlineLvl w:val="8"/>
     </w:pPr>
     <w:rPr>
-      <w:rFonts w:asciiTheme="majorHAnsi" w:eastAsiaTheme="majorEastAsia" w:hAnsiTheme="majorHAnsi" w:cstheme="majorBidi"/>
+      <w:rFonts/>
       <w:i/>
       <w:iCs/>
       <w:color w:val="404040" w:themeColor="text1" w:themeTint="BF"/>
@@ -1260,7 +1057,7 @@
     <w:uiPriority w:val="9"/>
     <w:rsid w:val="00FC693F"/>
     <w:rPr>
-      <w:rFonts w:asciiTheme="majorHAnsi" w:eastAsiaTheme="majorEastAsia" w:hAnsiTheme="majorHAnsi" w:cstheme="majorBidi"/>
+      <w:rFonts/>
       <w:b/>
       <w:bCs/>
       <w:color w:val="365F91" w:themeColor="accent1" w:themeShade="BF"/>
@@ -1275,7 +1072,7 @@
     <w:uiPriority w:val="9"/>
     <w:rsid w:val="00FC693F"/>
     <w:rPr>
-      <w:rFonts w:asciiTheme="majorHAnsi" w:eastAsiaTheme="majorEastAsia" w:hAnsiTheme="majorHAnsi" w:cstheme="majorBidi"/>
+      <w:rFonts/>
       <w:b/>
       <w:bCs/>
       <w:color w:val="4F81BD" w:themeColor="accent1"/>
@@ -1290,7 +1087,7 @@
     <w:uiPriority w:val="9"/>
     <w:rsid w:val="00FC693F"/>
     <w:rPr>
-      <w:rFonts w:asciiTheme="majorHAnsi" w:eastAsiaTheme="majorEastAsia" w:hAnsiTheme="majorHAnsi" w:cstheme="majorBidi"/>
+      <w:rFonts/>
       <w:b/>
       <w:bCs/>
       <w:color w:val="4F81BD" w:themeColor="accent1"/>
@@ -1305,19 +1102,17 @@
     <w:qFormat/>
     <w:rsid w:val="00FC693F"/>
     <w:pPr>
-      <w:pBdr>
-        <w:bottom w:val="single" w:sz="8" w:space="4" w:color="4F81BD" w:themeColor="accent1"/>
-      </w:pBdr>
-      <w:spacing w:after="300" w:line="240" w:lineRule="auto"/>
+      <w:spacing w:after="120" w:line="259" w:lineRule="auto"/>
       <w:contextualSpacing/>
     </w:pPr>
     <w:rPr>
-      <w:rFonts w:asciiTheme="majorHAnsi" w:eastAsiaTheme="majorEastAsia" w:hAnsiTheme="majorHAnsi" w:cstheme="majorBidi"/>
-      <w:color w:val="17365D" w:themeColor="text2" w:themeShade="BF"/>
+      <w:rFonts w:ascii="Times New Roman" w:hAnsi="Times New Roman"/>
+      <w:color w:val="000000"/>
       <w:spacing w:val="5"/>
       <w:kern w:val="28"/>
-      <w:sz w:val="52"/>
+      <w:sz w:val="40"/>
       <w:szCs w:val="52"/>
+      <w:lang w:val="ru-RU"/>
     </w:rPr>
   </w:style>
   <w:style w:type="character" w:customStyle="1" w:styleId="TitleChar">
@@ -1327,7 +1122,7 @@
     <w:uiPriority w:val="10"/>
     <w:rsid w:val="00FC693F"/>
     <w:rPr>
-      <w:rFonts w:asciiTheme="majorHAnsi" w:eastAsiaTheme="majorEastAsia" w:hAnsiTheme="majorHAnsi" w:cstheme="majorBidi"/>
+      <w:rFonts/>
       <w:color w:val="17365D" w:themeColor="text2" w:themeShade="BF"/>
       <w:spacing w:val="5"/>
       <w:kern w:val="28"/>
@@ -1349,7 +1144,7 @@
       </w:numPr>
     </w:pPr>
     <w:rPr>
-      <w:rFonts w:asciiTheme="majorHAnsi" w:eastAsiaTheme="majorEastAsia" w:hAnsiTheme="majorHAnsi" w:cstheme="majorBidi"/>
+      <w:rFonts/>
       <w:i/>
       <w:iCs/>
       <w:color w:val="4F81BD" w:themeColor="accent1"/>
@@ -1365,7 +1160,7 @@
     <w:uiPriority w:val="11"/>
     <w:rsid w:val="00FC693F"/>
     <w:rPr>
-      <w:rFonts w:asciiTheme="majorHAnsi" w:eastAsiaTheme="majorEastAsia" w:hAnsiTheme="majorHAnsi" w:cstheme="majorBidi"/>
+      <w:rFonts/>
       <w:i/>
       <w:iCs/>
       <w:color w:val="4F81BD" w:themeColor="accent1"/>
@@ -1490,8 +1285,15 @@
       <w:numPr>
         <w:numId w:val="1"/>
       </w:numPr>
+      <w:spacing w:after="120" w:line="259" w:lineRule="auto"/>
       <w:contextualSpacing/>
     </w:pPr>
+    <w:rPr>
+      <w:rFonts w:ascii="Times New Roman" w:hAnsi="Times New Roman"/>
+      <w:color w:val="000000"/>
+      <w:sz w:val="24"/>
+      <w:lang w:val="ru-RU"/>
+    </w:rPr>
   </w:style>
   <w:style w:type="paragraph" w:styleId="ListBullet2">
     <w:name w:val="List Bullet 2"/>
@@ -1663,7 +1465,7 @@
     <w:semiHidden/>
     <w:rsid w:val="00FC693F"/>
     <w:rPr>
-      <w:rFonts w:asciiTheme="majorHAnsi" w:eastAsiaTheme="majorEastAsia" w:hAnsiTheme="majorHAnsi" w:cstheme="majorBidi"/>
+      <w:rFonts/>
       <w:b/>
       <w:bCs/>
       <w:i/>
@@ -1679,7 +1481,7 @@
     <w:semiHidden/>
     <w:rsid w:val="00FC693F"/>
     <w:rPr>
-      <w:rFonts w:asciiTheme="majorHAnsi" w:eastAsiaTheme="majorEastAsia" w:hAnsiTheme="majorHAnsi" w:cstheme="majorBidi"/>
+      <w:rFonts/>
       <w:color w:val="243F60" w:themeColor="accent1" w:themeShade="7F"/>
     </w:rPr>
   </w:style>
@@ -1691,7 +1493,7 @@
     <w:semiHidden/>
     <w:rsid w:val="00FC693F"/>
     <w:rPr>
-      <w:rFonts w:asciiTheme="majorHAnsi" w:eastAsiaTheme="majorEastAsia" w:hAnsiTheme="majorHAnsi" w:cstheme="majorBidi"/>
+      <w:rFonts/>
       <w:i/>
       <w:iCs/>
       <w:color w:val="243F60" w:themeColor="accent1" w:themeShade="7F"/>
@@ -1705,7 +1507,7 @@
     <w:semiHidden/>
     <w:rsid w:val="00FC693F"/>
     <w:rPr>
-      <w:rFonts w:asciiTheme="majorHAnsi" w:eastAsiaTheme="majorEastAsia" w:hAnsiTheme="majorHAnsi" w:cstheme="majorBidi"/>
+      <w:rFonts/>
       <w:i/>
       <w:iCs/>
       <w:color w:val="404040" w:themeColor="text1" w:themeTint="BF"/>
@@ -1719,7 +1521,7 @@
     <w:semiHidden/>
     <w:rsid w:val="00FC693F"/>
     <w:rPr>
-      <w:rFonts w:asciiTheme="majorHAnsi" w:eastAsiaTheme="majorEastAsia" w:hAnsiTheme="majorHAnsi" w:cstheme="majorBidi"/>
+      <w:rFonts/>
       <w:color w:val="4F81BD" w:themeColor="accent1"/>
       <w:sz w:val="20"/>
       <w:szCs w:val="20"/>
@@ -1733,7 +1535,7 @@
     <w:semiHidden/>
     <w:rsid w:val="00FC693F"/>
     <w:rPr>
-      <w:rFonts w:asciiTheme="majorHAnsi" w:eastAsiaTheme="majorEastAsia" w:hAnsiTheme="majorHAnsi" w:cstheme="majorBidi"/>
+      <w:rFonts/>
       <w:i/>
       <w:iCs/>
       <w:color w:val="404040" w:themeColor="text1" w:themeTint="BF"/>
@@ -1792,9 +1594,6 @@
     <w:qFormat/>
     <w:rsid w:val="00FC693F"/>
     <w:pPr>
-      <w:pBdr>
-        <w:bottom w:val="single" w:sz="4" w:space="4" w:color="4F81BD" w:themeColor="accent1"/>
-      </w:pBdr>
       <w:spacing w:before="200" w:after="280"/>
       <w:ind w:left="936" w:right="936"/>
     </w:pPr>
@@ -3322,7 +3121,7 @@
         <w:spacing w:before="0" w:after="0" w:line="240" w:lineRule="auto"/>
       </w:pPr>
       <w:rPr>
-        <w:rFonts w:asciiTheme="majorHAnsi" w:eastAsiaTheme="majorEastAsia" w:hAnsiTheme="majorHAnsi" w:cstheme="majorBidi"/>
+        <w:rFonts/>
         <w:b/>
         <w:bCs/>
       </w:rPr>
@@ -3343,7 +3142,7 @@
         <w:spacing w:before="0" w:after="0" w:line="240" w:lineRule="auto"/>
       </w:pPr>
       <w:rPr>
-        <w:rFonts w:asciiTheme="majorHAnsi" w:eastAsiaTheme="majorEastAsia" w:hAnsiTheme="majorHAnsi" w:cstheme="majorBidi"/>
+        <w:rFonts/>
         <w:b/>
         <w:bCs/>
       </w:rPr>
@@ -3361,14 +3160,14 @@
     </w:tblStylePr>
     <w:tblStylePr w:type="firstCol">
       <w:rPr>
-        <w:rFonts w:asciiTheme="majorHAnsi" w:eastAsiaTheme="majorEastAsia" w:hAnsiTheme="majorHAnsi" w:cstheme="majorBidi"/>
+        <w:rFonts/>
         <w:b/>
         <w:bCs/>
       </w:rPr>
     </w:tblStylePr>
     <w:tblStylePr w:type="lastCol">
       <w:rPr>
-        <w:rFonts w:asciiTheme="majorHAnsi" w:eastAsiaTheme="majorEastAsia" w:hAnsiTheme="majorHAnsi" w:cstheme="majorBidi"/>
+        <w:rFonts/>
         <w:b/>
         <w:bCs/>
       </w:rPr>
@@ -3452,7 +3251,7 @@
         <w:spacing w:before="0" w:after="0" w:line="240" w:lineRule="auto"/>
       </w:pPr>
       <w:rPr>
-        <w:rFonts w:asciiTheme="majorHAnsi" w:eastAsiaTheme="majorEastAsia" w:hAnsiTheme="majorHAnsi" w:cstheme="majorBidi"/>
+        <w:rFonts/>
         <w:b/>
         <w:bCs/>
       </w:rPr>
@@ -3473,7 +3272,7 @@
         <w:spacing w:before="0" w:after="0" w:line="240" w:lineRule="auto"/>
       </w:pPr>
       <w:rPr>
-        <w:rFonts w:asciiTheme="majorHAnsi" w:eastAsiaTheme="majorEastAsia" w:hAnsiTheme="majorHAnsi" w:cstheme="majorBidi"/>
+        <w:rFonts/>
         <w:b/>
         <w:bCs/>
       </w:rPr>
@@ -3491,14 +3290,14 @@
     </w:tblStylePr>
     <w:tblStylePr w:type="firstCol">
       <w:rPr>
-        <w:rFonts w:asciiTheme="majorHAnsi" w:eastAsiaTheme="majorEastAsia" w:hAnsiTheme="majorHAnsi" w:cstheme="majorBidi"/>
+        <w:rFonts/>
         <w:b/>
         <w:bCs/>
       </w:rPr>
     </w:tblStylePr>
     <w:tblStylePr w:type="lastCol">
       <w:rPr>
-        <w:rFonts w:asciiTheme="majorHAnsi" w:eastAsiaTheme="majorEastAsia" w:hAnsiTheme="majorHAnsi" w:cstheme="majorBidi"/>
+        <w:rFonts/>
         <w:b/>
         <w:bCs/>
       </w:rPr>
@@ -3582,7 +3381,7 @@
         <w:spacing w:before="0" w:after="0" w:line="240" w:lineRule="auto"/>
       </w:pPr>
       <w:rPr>
-        <w:rFonts w:asciiTheme="majorHAnsi" w:eastAsiaTheme="majorEastAsia" w:hAnsiTheme="majorHAnsi" w:cstheme="majorBidi"/>
+        <w:rFonts/>
         <w:b/>
         <w:bCs/>
       </w:rPr>
@@ -3603,7 +3402,7 @@
         <w:spacing w:before="0" w:after="0" w:line="240" w:lineRule="auto"/>
       </w:pPr>
       <w:rPr>
-        <w:rFonts w:asciiTheme="majorHAnsi" w:eastAsiaTheme="majorEastAsia" w:hAnsiTheme="majorHAnsi" w:cstheme="majorBidi"/>
+        <w:rFonts/>
         <w:b/>
         <w:bCs/>
       </w:rPr>
@@ -3621,14 +3420,14 @@
     </w:tblStylePr>
     <w:tblStylePr w:type="firstCol">
       <w:rPr>
-        <w:rFonts w:asciiTheme="majorHAnsi" w:eastAsiaTheme="majorEastAsia" w:hAnsiTheme="majorHAnsi" w:cstheme="majorBidi"/>
+        <w:rFonts/>
         <w:b/>
         <w:bCs/>
       </w:rPr>
     </w:tblStylePr>
     <w:tblStylePr w:type="lastCol">
       <w:rPr>
-        <w:rFonts w:asciiTheme="majorHAnsi" w:eastAsiaTheme="majorEastAsia" w:hAnsiTheme="majorHAnsi" w:cstheme="majorBidi"/>
+        <w:rFonts/>
         <w:b/>
         <w:bCs/>
       </w:rPr>
@@ -3712,7 +3511,7 @@
         <w:spacing w:before="0" w:after="0" w:line="240" w:lineRule="auto"/>
       </w:pPr>
       <w:rPr>
-        <w:rFonts w:asciiTheme="majorHAnsi" w:eastAsiaTheme="majorEastAsia" w:hAnsiTheme="majorHAnsi" w:cstheme="majorBidi"/>
+        <w:rFonts/>
         <w:b/>
         <w:bCs/>
       </w:rPr>
@@ -3733,7 +3532,7 @@
         <w:spacing w:before="0" w:after="0" w:line="240" w:lineRule="auto"/>
       </w:pPr>
       <w:rPr>
-        <w:rFonts w:asciiTheme="majorHAnsi" w:eastAsiaTheme="majorEastAsia" w:hAnsiTheme="majorHAnsi" w:cstheme="majorBidi"/>
+        <w:rFonts/>
         <w:b/>
         <w:bCs/>
       </w:rPr>
@@ -3751,14 +3550,14 @@
     </w:tblStylePr>
     <w:tblStylePr w:type="firstCol">
       <w:rPr>
-        <w:rFonts w:asciiTheme="majorHAnsi" w:eastAsiaTheme="majorEastAsia" w:hAnsiTheme="majorHAnsi" w:cstheme="majorBidi"/>
+        <w:rFonts/>
         <w:b/>
         <w:bCs/>
       </w:rPr>
     </w:tblStylePr>
     <w:tblStylePr w:type="lastCol">
       <w:rPr>
-        <w:rFonts w:asciiTheme="majorHAnsi" w:eastAsiaTheme="majorEastAsia" w:hAnsiTheme="majorHAnsi" w:cstheme="majorBidi"/>
+        <w:rFonts/>
         <w:b/>
         <w:bCs/>
       </w:rPr>
@@ -3842,7 +3641,7 @@
         <w:spacing w:before="0" w:after="0" w:line="240" w:lineRule="auto"/>
       </w:pPr>
       <w:rPr>
-        <w:rFonts w:asciiTheme="majorHAnsi" w:eastAsiaTheme="majorEastAsia" w:hAnsiTheme="majorHAnsi" w:cstheme="majorBidi"/>
+        <w:rFonts/>
         <w:b/>
         <w:bCs/>
       </w:rPr>
@@ -3863,7 +3662,7 @@
         <w:spacing w:before="0" w:after="0" w:line="240" w:lineRule="auto"/>
       </w:pPr>
       <w:rPr>
-        <w:rFonts w:asciiTheme="majorHAnsi" w:eastAsiaTheme="majorEastAsia" w:hAnsiTheme="majorHAnsi" w:cstheme="majorBidi"/>
+        <w:rFonts/>
         <w:b/>
         <w:bCs/>
       </w:rPr>
@@ -3881,14 +3680,14 @@
     </w:tblStylePr>
     <w:tblStylePr w:type="firstCol">
       <w:rPr>
-        <w:rFonts w:asciiTheme="majorHAnsi" w:eastAsiaTheme="majorEastAsia" w:hAnsiTheme="majorHAnsi" w:cstheme="majorBidi"/>
+        <w:rFonts/>
         <w:b/>
         <w:bCs/>
       </w:rPr>
     </w:tblStylePr>
     <w:tblStylePr w:type="lastCol">
       <w:rPr>
-        <w:rFonts w:asciiTheme="majorHAnsi" w:eastAsiaTheme="majorEastAsia" w:hAnsiTheme="majorHAnsi" w:cstheme="majorBidi"/>
+        <w:rFonts/>
         <w:b/>
         <w:bCs/>
       </w:rPr>
@@ -3972,7 +3771,7 @@
         <w:spacing w:before="0" w:after="0" w:line="240" w:lineRule="auto"/>
       </w:pPr>
       <w:rPr>
-        <w:rFonts w:asciiTheme="majorHAnsi" w:eastAsiaTheme="majorEastAsia" w:hAnsiTheme="majorHAnsi" w:cstheme="majorBidi"/>
+        <w:rFonts/>
         <w:b/>
         <w:bCs/>
       </w:rPr>
@@ -3993,7 +3792,7 @@
         <w:spacing w:before="0" w:after="0" w:line="240" w:lineRule="auto"/>
       </w:pPr>
       <w:rPr>
-        <w:rFonts w:asciiTheme="majorHAnsi" w:eastAsiaTheme="majorEastAsia" w:hAnsiTheme="majorHAnsi" w:cstheme="majorBidi"/>
+        <w:rFonts/>
         <w:b/>
         <w:bCs/>
       </w:rPr>
@@ -4011,14 +3810,14 @@
     </w:tblStylePr>
     <w:tblStylePr w:type="firstCol">
       <w:rPr>
-        <w:rFonts w:asciiTheme="majorHAnsi" w:eastAsiaTheme="majorEastAsia" w:hAnsiTheme="majorHAnsi" w:cstheme="majorBidi"/>
+        <w:rFonts/>
         <w:b/>
         <w:bCs/>
       </w:rPr>
     </w:tblStylePr>
     <w:tblStylePr w:type="lastCol">
       <w:rPr>
-        <w:rFonts w:asciiTheme="majorHAnsi" w:eastAsiaTheme="majorEastAsia" w:hAnsiTheme="majorHAnsi" w:cstheme="majorBidi"/>
+        <w:rFonts/>
         <w:b/>
         <w:bCs/>
       </w:rPr>
@@ -4102,7 +3901,7 @@
         <w:spacing w:before="0" w:after="0" w:line="240" w:lineRule="auto"/>
       </w:pPr>
       <w:rPr>
-        <w:rFonts w:asciiTheme="majorHAnsi" w:eastAsiaTheme="majorEastAsia" w:hAnsiTheme="majorHAnsi" w:cstheme="majorBidi"/>
+        <w:rFonts/>
         <w:b/>
         <w:bCs/>
       </w:rPr>
@@ -4123,7 +3922,7 @@
         <w:spacing w:before="0" w:after="0" w:line="240" w:lineRule="auto"/>
       </w:pPr>
       <w:rPr>
-        <w:rFonts w:asciiTheme="majorHAnsi" w:eastAsiaTheme="majorEastAsia" w:hAnsiTheme="majorHAnsi" w:cstheme="majorBidi"/>
+        <w:rFonts/>
         <w:b/>
         <w:bCs/>
       </w:rPr>
@@ -4141,14 +3940,14 @@
     </w:tblStylePr>
     <w:tblStylePr w:type="firstCol">
       <w:rPr>
-        <w:rFonts w:asciiTheme="majorHAnsi" w:eastAsiaTheme="majorEastAsia" w:hAnsiTheme="majorHAnsi" w:cstheme="majorBidi"/>
+        <w:rFonts/>
         <w:b/>
         <w:bCs/>
       </w:rPr>
     </w:tblStylePr>
     <w:tblStylePr w:type="lastCol">
       <w:rPr>
-        <w:rFonts w:asciiTheme="majorHAnsi" w:eastAsiaTheme="majorEastAsia" w:hAnsiTheme="majorHAnsi" w:cstheme="majorBidi"/>
+        <w:rFonts/>
         <w:b/>
         <w:bCs/>
       </w:rPr>
@@ -6013,7 +5812,7 @@
     </w:tblPr>
     <w:tblStylePr w:type="firstRow">
       <w:rPr>
-        <w:rFonts w:asciiTheme="majorHAnsi" w:eastAsiaTheme="majorEastAsia" w:hAnsiTheme="majorHAnsi" w:cstheme="majorBidi"/>
+        <w:rFonts/>
       </w:rPr>
       <w:tblPr/>
       <w:tcPr>
@@ -6097,7 +5896,7 @@
     </w:tblPr>
     <w:tblStylePr w:type="firstRow">
       <w:rPr>
-        <w:rFonts w:asciiTheme="majorHAnsi" w:eastAsiaTheme="majorEastAsia" w:hAnsiTheme="majorHAnsi" w:cstheme="majorBidi"/>
+        <w:rFonts/>
       </w:rPr>
       <w:tblPr/>
       <w:tcPr>
@@ -6181,7 +5980,7 @@
     </w:tblPr>
     <w:tblStylePr w:type="firstRow">
       <w:rPr>
-        <w:rFonts w:asciiTheme="majorHAnsi" w:eastAsiaTheme="majorEastAsia" w:hAnsiTheme="majorHAnsi" w:cstheme="majorBidi"/>
+        <w:rFonts/>
       </w:rPr>
       <w:tblPr/>
       <w:tcPr>
@@ -6265,7 +6064,7 @@
     </w:tblPr>
     <w:tblStylePr w:type="firstRow">
       <w:rPr>
-        <w:rFonts w:asciiTheme="majorHAnsi" w:eastAsiaTheme="majorEastAsia" w:hAnsiTheme="majorHAnsi" w:cstheme="majorBidi"/>
+        <w:rFonts/>
       </w:rPr>
       <w:tblPr/>
       <w:tcPr>
@@ -6349,7 +6148,7 @@
     </w:tblPr>
     <w:tblStylePr w:type="firstRow">
       <w:rPr>
-        <w:rFonts w:asciiTheme="majorHAnsi" w:eastAsiaTheme="majorEastAsia" w:hAnsiTheme="majorHAnsi" w:cstheme="majorBidi"/>
+        <w:rFonts/>
       </w:rPr>
       <w:tblPr/>
       <w:tcPr>
@@ -6433,7 +6232,7 @@
     </w:tblPr>
     <w:tblStylePr w:type="firstRow">
       <w:rPr>
-        <w:rFonts w:asciiTheme="majorHAnsi" w:eastAsiaTheme="majorEastAsia" w:hAnsiTheme="majorHAnsi" w:cstheme="majorBidi"/>
+        <w:rFonts/>
       </w:rPr>
       <w:tblPr/>
       <w:tcPr>
@@ -6517,7 +6316,7 @@
     </w:tblPr>
     <w:tblStylePr w:type="firstRow">
       <w:rPr>
-        <w:rFonts w:asciiTheme="majorHAnsi" w:eastAsiaTheme="majorEastAsia" w:hAnsiTheme="majorHAnsi" w:cstheme="majorBidi"/>
+        <w:rFonts/>
       </w:rPr>
       <w:tblPr/>
       <w:tcPr>
@@ -6582,7 +6381,7 @@
       <w:spacing w:after="0" w:line="240" w:lineRule="auto"/>
     </w:pPr>
     <w:rPr>
-      <w:rFonts w:asciiTheme="majorHAnsi" w:eastAsiaTheme="majorEastAsia" w:hAnsiTheme="majorHAnsi" w:cstheme="majorBidi"/>
+      <w:rFonts/>
       <w:color w:val="000000" w:themeColor="text1"/>
     </w:rPr>
     <w:tblPr>
@@ -6710,7 +6509,7 @@
       <w:spacing w:after="0" w:line="240" w:lineRule="auto"/>
     </w:pPr>
     <w:rPr>
-      <w:rFonts w:asciiTheme="majorHAnsi" w:eastAsiaTheme="majorEastAsia" w:hAnsiTheme="majorHAnsi" w:cstheme="majorBidi"/>
+      <w:rFonts/>
       <w:color w:val="000000" w:themeColor="text1"/>
     </w:rPr>
     <w:tblPr>
@@ -6838,7 +6637,7 @@
       <w:spacing w:after="0" w:line="240" w:lineRule="auto"/>
     </w:pPr>
     <w:rPr>
-      <w:rFonts w:asciiTheme="majorHAnsi" w:eastAsiaTheme="majorEastAsia" w:hAnsiTheme="majorHAnsi" w:cstheme="majorBidi"/>
+      <w:rFonts/>
       <w:color w:val="000000" w:themeColor="text1"/>
     </w:rPr>
     <w:tblPr>
@@ -6966,7 +6765,7 @@
       <w:spacing w:after="0" w:line="240" w:lineRule="auto"/>
     </w:pPr>
     <w:rPr>
-      <w:rFonts w:asciiTheme="majorHAnsi" w:eastAsiaTheme="majorEastAsia" w:hAnsiTheme="majorHAnsi" w:cstheme="majorBidi"/>
+      <w:rFonts/>
       <w:color w:val="000000" w:themeColor="text1"/>
     </w:rPr>
     <w:tblPr>
@@ -7094,7 +6893,7 @@
       <w:spacing w:after="0" w:line="240" w:lineRule="auto"/>
     </w:pPr>
     <w:rPr>
-      <w:rFonts w:asciiTheme="majorHAnsi" w:eastAsiaTheme="majorEastAsia" w:hAnsiTheme="majorHAnsi" w:cstheme="majorBidi"/>
+      <w:rFonts/>
       <w:color w:val="000000" w:themeColor="text1"/>
     </w:rPr>
     <w:tblPr>
@@ -7222,7 +7021,7 @@
       <w:spacing w:after="0" w:line="240" w:lineRule="auto"/>
     </w:pPr>
     <w:rPr>
-      <w:rFonts w:asciiTheme="majorHAnsi" w:eastAsiaTheme="majorEastAsia" w:hAnsiTheme="majorHAnsi" w:cstheme="majorBidi"/>
+      <w:rFonts/>
       <w:color w:val="000000" w:themeColor="text1"/>
     </w:rPr>
     <w:tblPr>
@@ -7350,7 +7149,7 @@
       <w:spacing w:after="0" w:line="240" w:lineRule="auto"/>
     </w:pPr>
     <w:rPr>
-      <w:rFonts w:asciiTheme="majorHAnsi" w:eastAsiaTheme="majorEastAsia" w:hAnsiTheme="majorHAnsi" w:cstheme="majorBidi"/>
+      <w:rFonts/>
       <w:color w:val="000000" w:themeColor="text1"/>
     </w:rPr>
     <w:tblPr>
@@ -7989,7 +7788,7 @@
       <w:spacing w:after="0" w:line="240" w:lineRule="auto"/>
     </w:pPr>
     <w:rPr>
-      <w:rFonts w:asciiTheme="majorHAnsi" w:eastAsiaTheme="majorEastAsia" w:hAnsiTheme="majorHAnsi" w:cstheme="majorBidi"/>
+      <w:rFonts/>
       <w:color w:val="000000" w:themeColor="text1"/>
     </w:rPr>
     <w:tblPr>
@@ -8114,7 +7913,7 @@
       <w:spacing w:after="0" w:line="240" w:lineRule="auto"/>
     </w:pPr>
     <w:rPr>
-      <w:rFonts w:asciiTheme="majorHAnsi" w:eastAsiaTheme="majorEastAsia" w:hAnsiTheme="majorHAnsi" w:cstheme="majorBidi"/>
+      <w:rFonts/>
       <w:color w:val="000000" w:themeColor="text1"/>
     </w:rPr>
     <w:tblPr>
@@ -8239,7 +8038,7 @@
       <w:spacing w:after="0" w:line="240" w:lineRule="auto"/>
     </w:pPr>
     <w:rPr>
-      <w:rFonts w:asciiTheme="majorHAnsi" w:eastAsiaTheme="majorEastAsia" w:hAnsiTheme="majorHAnsi" w:cstheme="majorBidi"/>
+      <w:rFonts/>
       <w:color w:val="000000" w:themeColor="text1"/>
     </w:rPr>
     <w:tblPr>
@@ -8364,7 +8163,7 @@
       <w:spacing w:after="0" w:line="240" w:lineRule="auto"/>
     </w:pPr>
     <w:rPr>
-      <w:rFonts w:asciiTheme="majorHAnsi" w:eastAsiaTheme="majorEastAsia" w:hAnsiTheme="majorHAnsi" w:cstheme="majorBidi"/>
+      <w:rFonts/>
       <w:color w:val="000000" w:themeColor="text1"/>
     </w:rPr>
     <w:tblPr>
@@ -8489,7 +8288,7 @@
       <w:spacing w:after="0" w:line="240" w:lineRule="auto"/>
     </w:pPr>
     <w:rPr>
-      <w:rFonts w:asciiTheme="majorHAnsi" w:eastAsiaTheme="majorEastAsia" w:hAnsiTheme="majorHAnsi" w:cstheme="majorBidi"/>
+      <w:rFonts/>
       <w:color w:val="000000" w:themeColor="text1"/>
     </w:rPr>
     <w:tblPr>
@@ -8614,7 +8413,7 @@
       <w:spacing w:after="0" w:line="240" w:lineRule="auto"/>
     </w:pPr>
     <w:rPr>
-      <w:rFonts w:asciiTheme="majorHAnsi" w:eastAsiaTheme="majorEastAsia" w:hAnsiTheme="majorHAnsi" w:cstheme="majorBidi"/>
+      <w:rFonts/>
       <w:color w:val="000000" w:themeColor="text1"/>
     </w:rPr>
     <w:tblPr>
@@ -8739,7 +8538,7 @@
       <w:spacing w:after="0" w:line="240" w:lineRule="auto"/>
     </w:pPr>
     <w:rPr>
-      <w:rFonts w:asciiTheme="majorHAnsi" w:eastAsiaTheme="majorEastAsia" w:hAnsiTheme="majorHAnsi" w:cstheme="majorBidi"/>
+      <w:rFonts/>
       <w:color w:val="000000" w:themeColor="text1"/>
     </w:rPr>
     <w:tblPr>
